--- a/EXPORTS/DOCX/published/niveau3/English/KKZ.docx
+++ b/EXPORTS/DOCX/published/niveau3/English/KKZ.docx
@@ -1782,6 +1782,7 @@
           <w:i w:val="0"/>
           <w:color w:val="0000FF"/>
           <w:sz w:val="24"/>
+          <w:u w:val="single"/>
         </w:rPr>
         <w:hyperlink r:id="rId16" w:history="1">
           <w:r>
@@ -1859,7 +1860,7 @@
           <w:sz w:val="24"/>
           <w:u w:val="single"/>
         </w:rPr>
-        <w:hyperlink r:id="rId15" w:history="1">
+        <w:hyperlink r:id="rId16" w:history="1">
           <w:r>
             <w:rPr>
               <w:rStyle w:val="Hyperlink"/>
@@ -1877,7 +1878,7 @@
           <w:sz w:val="24"/>
           <w:u w:val="single"/>
         </w:rPr>
-        <w:hyperlink r:id="rId15" w:history="1">
+        <w:hyperlink r:id="rId16" w:history="1">
           <w:r>
             <w:rPr>
               <w:rStyle w:val="Hyperlink"/>
@@ -1895,7 +1896,7 @@
           <w:sz w:val="24"/>
           <w:u w:val="single"/>
         </w:rPr>
-        <w:hyperlink r:id="rId15" w:history="1">
+        <w:hyperlink r:id="rId16" w:history="1">
           <w:r>
             <w:rPr>
               <w:rStyle w:val="Hyperlink"/>
@@ -1913,14 +1914,7 @@
           <w:color w:val="000000"/>
           <w:sz w:val="24"/>
         </w:rPr>
-        <w:hyperlink r:id="rId15" w:history="1">
-          <w:r>
-            <w:rPr>
-              <w:rStyle w:val="Hyperlink"/>
-            </w:rPr>
-            <w:t xml:space="preserve">, the </w:t>
-          </w:r>
-        </w:hyperlink>
+        <w:t xml:space="preserve">, the </w:t>
       </w:r>
       <w:r>
         <w:rPr>
@@ -1931,7 +1925,7 @@
           <w:sz w:val="24"/>
           <w:u w:val="single"/>
         </w:rPr>
-        <w:hyperlink r:id="rId15" w:history="1">
+        <w:hyperlink r:id="rId17" w:history="1">
           <w:r>
             <w:rPr>
               <w:rStyle w:val="Hyperlink"/>
@@ -2130,7 +2124,7 @@
           <w:sz w:val="24"/>
           <w:u w:val="single"/>
         </w:rPr>
-        <w:hyperlink r:id="rId16" w:history="1">
+        <w:hyperlink r:id="rId17" w:history="1">
           <w:r>
             <w:rPr>
               <w:rStyle w:val="Hyperlink"/>
@@ -2159,7 +2153,7 @@
           <w:sz w:val="24"/>
           <w:u w:val="single"/>
         </w:rPr>
-        <w:hyperlink r:id="rId16" w:history="1">
+        <w:hyperlink r:id="rId17" w:history="1">
           <w:r>
             <w:rPr>
               <w:rStyle w:val="Hyperlink"/>
@@ -2177,7 +2171,7 @@
           <w:sz w:val="24"/>
           <w:u w:val="single"/>
         </w:rPr>
-        <w:hyperlink r:id="rId16" w:history="1">
+        <w:hyperlink r:id="rId17" w:history="1">
           <w:r>
             <w:rPr>
               <w:rStyle w:val="Hyperlink"/>
@@ -2195,7 +2189,7 @@
           <w:sz w:val="24"/>
           <w:u w:val="single"/>
         </w:rPr>
-        <w:hyperlink r:id="rId16" w:history="1">
+        <w:hyperlink r:id="rId17" w:history="1">
           <w:r>
             <w:rPr>
               <w:rStyle w:val="Hyperlink"/>
@@ -2206,6 +2200,7 @@
       </w:r>
       <w:r>
         <w:rPr>
+          <w:u w:val="single" w:color="0000ff"/>
           <w:rFonts w:ascii="Charis SIL Regular" w:hAnsi="Charis SIL Regular" w:eastAsia="Charis SIL Regular"/>
           <w:b w:val="0"/>
           <w:i w:val="0"/>
@@ -2223,7 +2218,7 @@
           <w:sz w:val="24"/>
           <w:u w:val="single"/>
         </w:rPr>
-        <w:hyperlink r:id="rId16" w:history="1">
+        <w:hyperlink r:id="rId18" w:history="1">
           <w:r>
             <w:rPr>
               <w:rStyle w:val="Hyperlink"/>
@@ -2637,7 +2632,6 @@
       </w:r>
       <w:r>
         <w:rPr>
-          <w:u w:val="single" w:color="0000ff"/>
           <w:rFonts w:ascii="Charis SIL Regular" w:hAnsi="Charis SIL Regular" w:eastAsia="Charis SIL Regular"/>
           <w:b w:val="0"/>
           <w:i w:val="0"/>
@@ -3951,39 +3945,13 @@
       </w:r>
       <w:r>
         <w:rPr>
-          <w:u w:val="single" w:color="0000ff"/>
           <w:rFonts w:ascii="Charis SIL Regular" w:hAnsi="Charis SIL Regular" w:eastAsia="Charis SIL Regular"/>
           <w:b w:val="0"/>
           <w:i w:val="0"/>
           <w:color w:val="000000"/>
           <w:sz w:val="24"/>
         </w:rPr>
-        <w:hyperlink r:id="rId24" w:history="1">
-          <w:r>
-            <w:rPr>
-              <w:rStyle w:val="Hyperlink"/>
-            </w:rPr>
-            <w:t>rc</w:t>
-          </w:r>
-        </w:hyperlink>
-      </w:r>
-      <w:r>
-        <w:rPr>
-          <w:u w:val="single" w:color="0000ff"/>
-          <w:rFonts w:ascii="Charis SIL Regular" w:hAnsi="Charis SIL Regular" w:eastAsia="Charis SIL Regular"/>
-          <w:b w:val="0"/>
-          <w:i w:val="0"/>
-          <w:color w:val="000000"/>
-          <w:sz w:val="24"/>
-        </w:rPr>
-        <w:hyperlink r:id="rId24" w:history="1">
-          <w:r>
-            <w:rPr>
-              <w:rStyle w:val="Hyperlink"/>
-            </w:rPr>
-            <w:t>h in</w:t>
-          </w:r>
-        </w:hyperlink>
+        <w:t>rch in</w:t>
       </w:r>
       <w:r>
         <w:rPr>
@@ -7097,7 +7065,7 @@
           <w:sz w:val="24"/>
           <w:u w:val="single"/>
         </w:rPr>
-        <w:hyperlink r:id="rId43" w:history="1">
+        <w:hyperlink r:id="rId41" w:history="1">
           <w:r>
             <w:rPr>
               <w:rStyle w:val="Hyperlink"/>

--- a/EXPORTS/DOCX/published/niveau3/English/KKZ.docx
+++ b/EXPORTS/DOCX/published/niveau3/English/KKZ.docx
@@ -1270,6 +1270,7 @@
       </w:r>
       <w:r>
         <w:rPr>
+          <w:u w:val="single" w:color="0000ff"/>
           <w:rFonts w:ascii="Charis SIL Italic" w:hAnsi="Charis SIL Italic" w:eastAsia="Charis SIL Italic"/>
           <w:b w:val="0"/>
           <w:i/>
@@ -1524,7 +1525,6 @@
           <w:i w:val="0"/>
           <w:color w:val="0000FF"/>
           <w:sz w:val="24"/>
-          <w:u w:val="single"/>
         </w:rPr>
         <w:hyperlink r:id="rId15" w:history="1">
           <w:r>
@@ -1782,7 +1782,6 @@
           <w:i w:val="0"/>
           <w:color w:val="0000FF"/>
           <w:sz w:val="24"/>
-          <w:u w:val="single"/>
         </w:rPr>
         <w:hyperlink r:id="rId16" w:history="1">
           <w:r>
@@ -1860,7 +1859,7 @@
           <w:sz w:val="24"/>
           <w:u w:val="single"/>
         </w:rPr>
-        <w:hyperlink r:id="rId16" w:history="1">
+        <w:hyperlink r:id="rId15" w:history="1">
           <w:r>
             <w:rPr>
               <w:rStyle w:val="Hyperlink"/>
@@ -1878,7 +1877,7 @@
           <w:sz w:val="24"/>
           <w:u w:val="single"/>
         </w:rPr>
-        <w:hyperlink r:id="rId16" w:history="1">
+        <w:hyperlink r:id="rId15" w:history="1">
           <w:r>
             <w:rPr>
               <w:rStyle w:val="Hyperlink"/>
@@ -1896,7 +1895,7 @@
           <w:sz w:val="24"/>
           <w:u w:val="single"/>
         </w:rPr>
-        <w:hyperlink r:id="rId16" w:history="1">
+        <w:hyperlink r:id="rId15" w:history="1">
           <w:r>
             <w:rPr>
               <w:rStyle w:val="Hyperlink"/>
@@ -1914,7 +1913,14 @@
           <w:color w:val="000000"/>
           <w:sz w:val="24"/>
         </w:rPr>
-        <w:t xml:space="preserve">, the </w:t>
+        <w:hyperlink r:id="rId15" w:history="1">
+          <w:r>
+            <w:rPr>
+              <w:rStyle w:val="Hyperlink"/>
+            </w:rPr>
+            <w:t xml:space="preserve">, the </w:t>
+          </w:r>
+        </w:hyperlink>
       </w:r>
       <w:r>
         <w:rPr>
@@ -1925,7 +1931,7 @@
           <w:sz w:val="24"/>
           <w:u w:val="single"/>
         </w:rPr>
-        <w:hyperlink r:id="rId17" w:history="1">
+        <w:hyperlink r:id="rId15" w:history="1">
           <w:r>
             <w:rPr>
               <w:rStyle w:val="Hyperlink"/>
@@ -2106,14 +2112,7 @@
           <w:sz w:val="24"/>
           <w:u w:val="single"/>
         </w:rPr>
-        <w:hyperlink r:id="rId17" w:history="1">
-          <w:r>
-            <w:rPr>
-              <w:rStyle w:val="Hyperlink"/>
-            </w:rPr>
-            <w:t>Ges</w:t>
-          </w:r>
-        </w:hyperlink>
+        <w:t>Ges</w:t>
       </w:r>
       <w:r>
         <w:rPr>
@@ -2124,7 +2123,7 @@
           <w:sz w:val="24"/>
           <w:u w:val="single"/>
         </w:rPr>
-        <w:hyperlink r:id="rId17" w:history="1">
+        <w:hyperlink r:id="rId16" w:history="1">
           <w:r>
             <w:rPr>
               <w:rStyle w:val="Hyperlink"/>
@@ -2153,12 +2152,199 @@
           <w:sz w:val="24"/>
           <w:u w:val="single"/>
         </w:rPr>
+        <w:hyperlink r:id="rId16" w:history="1">
+          <w:r>
+            <w:rPr>
+              <w:rStyle w:val="Hyperlink"/>
+            </w:rPr>
+            <w:t>St</w:t>
+          </w:r>
+        </w:hyperlink>
+      </w:r>
+      <w:r>
+        <w:rPr>
+          <w:rFonts w:ascii="Charis SIL Regular" w:hAnsi="Charis SIL Regular" w:eastAsia="Charis SIL Regular"/>
+          <w:b w:val="0"/>
+          <w:i w:val="0"/>
+          <w:color w:val="0000FF"/>
+          <w:sz w:val="24"/>
+          <w:u w:val="single"/>
+        </w:rPr>
+        <w:hyperlink r:id="rId16" w:history="1">
+          <w:r>
+            <w:rPr>
+              <w:rStyle w:val="Hyperlink"/>
+            </w:rPr>
+            <w:t>e</w:t>
+          </w:r>
+        </w:hyperlink>
+      </w:r>
+      <w:r>
+        <w:rPr>
+          <w:rFonts w:ascii="Charis SIL Regular" w:hAnsi="Charis SIL Regular" w:eastAsia="Charis SIL Regular"/>
+          <w:b w:val="0"/>
+          <w:i w:val="0"/>
+          <w:color w:val="0000FF"/>
+          <w:sz w:val="24"/>
+          <w:u w:val="single"/>
+        </w:rPr>
+        <w:hyperlink r:id="rId16" w:history="1">
+          <w:r>
+            <w:rPr>
+              <w:rStyle w:val="Hyperlink"/>
+            </w:rPr>
+            <w:t>nen</w:t>
+          </w:r>
+        </w:hyperlink>
+      </w:r>
+      <w:r>
+        <w:rPr>
+          <w:rFonts w:ascii="Charis SIL Regular" w:hAnsi="Charis SIL Regular" w:eastAsia="Charis SIL Regular"/>
+          <w:b w:val="0"/>
+          <w:i w:val="0"/>
+          <w:color w:val="000000"/>
+          <w:sz w:val="24"/>
+        </w:rPr>
+        <w:t xml:space="preserve">, the </w:t>
+      </w:r>
+      <w:r>
+        <w:rPr>
+          <w:rFonts w:ascii="Charis SIL Regular" w:hAnsi="Charis SIL Regular" w:eastAsia="Charis SIL Regular"/>
+          <w:b w:val="0"/>
+          <w:i w:val="0"/>
+          <w:color w:val="0000FF"/>
+          <w:sz w:val="24"/>
+          <w:u w:val="single"/>
+        </w:rPr>
+        <w:hyperlink r:id="rId16" w:history="1">
+          <w:r>
+            <w:rPr>
+              <w:rStyle w:val="Hyperlink"/>
+            </w:rPr>
+            <w:t>Ri</w:t>
+          </w:r>
+        </w:hyperlink>
+      </w:r>
+      <w:r>
+        <w:rPr>
+          <w:rFonts w:ascii="Charis SIL Regular" w:hAnsi="Charis SIL Regular" w:eastAsia="Charis SIL Regular"/>
+          <w:b w:val="0"/>
+          <w:i w:val="0"/>
+          <w:color w:val="0000FF"/>
+          <w:sz w:val="24"/>
+          <w:u w:val="single"/>
+        </w:rPr>
+        <w:hyperlink r:id="rId16" w:history="1">
+          <w:r>
+            <w:rPr>
+              <w:rStyle w:val="Hyperlink"/>
+            </w:rPr>
+            <w:t>j</w:t>
+          </w:r>
+        </w:hyperlink>
+      </w:r>
+      <w:r>
+        <w:rPr>
+          <w:rFonts w:ascii="Charis SIL Regular" w:hAnsi="Charis SIL Regular" w:eastAsia="Charis SIL Regular"/>
+          <w:b w:val="0"/>
+          <w:i w:val="0"/>
+          <w:color w:val="0000FF"/>
+          <w:sz w:val="24"/>
+          <w:u w:val="single"/>
+        </w:rPr>
+        <w:hyperlink r:id="rId16" w:history="1">
+          <w:r>
+            <w:rPr>
+              <w:rStyle w:val="Hyperlink"/>
+            </w:rPr>
+            <w:t>ksmuseum</w:t>
+          </w:r>
+        </w:hyperlink>
+      </w:r>
+      <w:r>
+        <w:rPr>
+          <w:rFonts w:ascii="Charis SIL Regular" w:hAnsi="Charis SIL Regular" w:eastAsia="Charis SIL Regular"/>
+          <w:b w:val="0"/>
+          <w:i w:val="0"/>
+          <w:color w:val="0000FF"/>
+          <w:sz w:val="24"/>
+          <w:u w:val="single"/>
+        </w:rPr>
+        <w:t xml:space="preserve"> </w:t>
+      </w:r>
+      <w:r>
+        <w:rPr>
+          <w:rFonts w:ascii="Charis SIL Regular" w:hAnsi="Charis SIL Regular" w:eastAsia="Charis SIL Regular"/>
+          <w:b w:val="0"/>
+          <w:i w:val="0"/>
+          <w:color w:val="0000FF"/>
+          <w:sz w:val="24"/>
+          <w:u w:val="single"/>
+        </w:rPr>
+        <w:hyperlink r:id="rId18" w:history="1">
+          <w:r>
+            <w:rPr>
+              <w:rStyle w:val="Hyperlink"/>
+            </w:rPr>
+            <w:t>van</w:t>
+          </w:r>
+        </w:hyperlink>
+      </w:r>
+      <w:r>
+        <w:rPr>
+          <w:rFonts w:ascii="Charis SIL Regular" w:hAnsi="Charis SIL Regular" w:eastAsia="Charis SIL Regular"/>
+          <w:b w:val="0"/>
+          <w:i w:val="0"/>
+          <w:color w:val="0000FF"/>
+          <w:sz w:val="24"/>
+          <w:u w:val="single"/>
+        </w:rPr>
+        <w:t xml:space="preserve"> </w:t>
+      </w:r>
+      <w:r>
+        <w:rPr>
+          <w:rFonts w:ascii="Charis SIL Regular" w:hAnsi="Charis SIL Regular" w:eastAsia="Charis SIL Regular"/>
+          <w:b w:val="0"/>
+          <w:i w:val="0"/>
+          <w:color w:val="0000FF"/>
+          <w:sz w:val="24"/>
+          <w:u w:val="single"/>
+        </w:rPr>
         <w:hyperlink r:id="rId17" w:history="1">
           <w:r>
             <w:rPr>
               <w:rStyle w:val="Hyperlink"/>
             </w:rPr>
-            <w:t>St</w:t>
+            <w:t>Natuurlijke</w:t>
+          </w:r>
+        </w:hyperlink>
+      </w:r>
+      <w:r>
+        <w:rPr>
+          <w:rFonts w:ascii="Charis SIL Regular" w:hAnsi="Charis SIL Regular" w:eastAsia="Charis SIL Regular"/>
+          <w:b w:val="0"/>
+          <w:i w:val="0"/>
+          <w:color w:val="0000FF"/>
+          <w:sz w:val="24"/>
+          <w:u w:val="single"/>
+        </w:rPr>
+        <w:t xml:space="preserve"> </w:t>
+      </w:r>
+      <w:r>
+        <w:rPr>
+          <w:rFonts w:ascii="Charis SIL Regular" w:hAnsi="Charis SIL Regular" w:eastAsia="Charis SIL Regular"/>
+          <w:b w:val="0"/>
+          <w:i w:val="0"/>
+          <w:color w:val="0000FF"/>
+          <w:sz w:val="24"/>
+          <w:u w:val="single"/>
+        </w:rPr>
+        <w:hyperlink r:id="rId17" w:history="1">
+          <w:r>
+            <w:rPr>
+              <w:rStyle w:val="Hyperlink"/>
+            </w:rPr>
+            <w:t>Histori</w:t>
           </w:r>
         </w:hyperlink>
       </w:r>
@@ -2185,216 +2371,10 @@
           <w:rFonts w:ascii="Charis SIL Regular" w:hAnsi="Charis SIL Regular" w:eastAsia="Charis SIL Regular"/>
           <w:b w:val="0"/>
           <w:i w:val="0"/>
-          <w:color w:val="0000FF"/>
-          <w:sz w:val="24"/>
-          <w:u w:val="single"/>
-        </w:rPr>
-        <w:hyperlink r:id="rId17" w:history="1">
-          <w:r>
-            <w:rPr>
-              <w:rStyle w:val="Hyperlink"/>
-            </w:rPr>
-            <w:t>nen</w:t>
-          </w:r>
-        </w:hyperlink>
-      </w:r>
-      <w:r>
-        <w:rPr>
-          <w:u w:val="single" w:color="0000ff"/>
-          <w:rFonts w:ascii="Charis SIL Regular" w:hAnsi="Charis SIL Regular" w:eastAsia="Charis SIL Regular"/>
-          <w:b w:val="0"/>
-          <w:i w:val="0"/>
           <w:color w:val="000000"/>
           <w:sz w:val="24"/>
         </w:rPr>
         <w:t xml:space="preserve">, the </w:t>
-      </w:r>
-      <w:r>
-        <w:rPr>
-          <w:rFonts w:ascii="Charis SIL Regular" w:hAnsi="Charis SIL Regular" w:eastAsia="Charis SIL Regular"/>
-          <w:b w:val="0"/>
-          <w:i w:val="0"/>
-          <w:color w:val="0000FF"/>
-          <w:sz w:val="24"/>
-          <w:u w:val="single"/>
-        </w:rPr>
-        <w:hyperlink r:id="rId18" w:history="1">
-          <w:r>
-            <w:rPr>
-              <w:rStyle w:val="Hyperlink"/>
-            </w:rPr>
-            <w:t>Ri</w:t>
-          </w:r>
-        </w:hyperlink>
-      </w:r>
-      <w:r>
-        <w:rPr>
-          <w:rFonts w:ascii="Charis SIL Regular" w:hAnsi="Charis SIL Regular" w:eastAsia="Charis SIL Regular"/>
-          <w:b w:val="0"/>
-          <w:i w:val="0"/>
-          <w:color w:val="0000FF"/>
-          <w:sz w:val="24"/>
-          <w:u w:val="single"/>
-        </w:rPr>
-        <w:hyperlink r:id="rId16" w:history="1">
-          <w:r>
-            <w:rPr>
-              <w:rStyle w:val="Hyperlink"/>
-            </w:rPr>
-            <w:t>j</w:t>
-          </w:r>
-        </w:hyperlink>
-      </w:r>
-      <w:r>
-        <w:rPr>
-          <w:rFonts w:ascii="Charis SIL Regular" w:hAnsi="Charis SIL Regular" w:eastAsia="Charis SIL Regular"/>
-          <w:b w:val="0"/>
-          <w:i w:val="0"/>
-          <w:color w:val="0000FF"/>
-          <w:sz w:val="24"/>
-          <w:u w:val="single"/>
-        </w:rPr>
-        <w:hyperlink r:id="rId16" w:history="1">
-          <w:r>
-            <w:rPr>
-              <w:rStyle w:val="Hyperlink"/>
-            </w:rPr>
-            <w:t>ksmuseum</w:t>
-          </w:r>
-        </w:hyperlink>
-      </w:r>
-      <w:r>
-        <w:rPr>
-          <w:rFonts w:ascii="Charis SIL Regular" w:hAnsi="Charis SIL Regular" w:eastAsia="Charis SIL Regular"/>
-          <w:b w:val="0"/>
-          <w:i w:val="0"/>
-          <w:color w:val="0000FF"/>
-          <w:sz w:val="24"/>
-          <w:u w:val="single"/>
-        </w:rPr>
-        <w:t xml:space="preserve"> </w:t>
-      </w:r>
-      <w:r>
-        <w:rPr>
-          <w:rFonts w:ascii="Charis SIL Regular" w:hAnsi="Charis SIL Regular" w:eastAsia="Charis SIL Regular"/>
-          <w:b w:val="0"/>
-          <w:i w:val="0"/>
-          <w:color w:val="0000FF"/>
-          <w:sz w:val="24"/>
-          <w:u w:val="single"/>
-        </w:rPr>
-        <w:hyperlink r:id="rId18" w:history="1">
-          <w:r>
-            <w:rPr>
-              <w:rStyle w:val="Hyperlink"/>
-            </w:rPr>
-            <w:t>van</w:t>
-          </w:r>
-        </w:hyperlink>
-      </w:r>
-      <w:r>
-        <w:rPr>
-          <w:rFonts w:ascii="Charis SIL Regular" w:hAnsi="Charis SIL Regular" w:eastAsia="Charis SIL Regular"/>
-          <w:b w:val="0"/>
-          <w:i w:val="0"/>
-          <w:color w:val="0000FF"/>
-          <w:sz w:val="24"/>
-          <w:u w:val="single"/>
-        </w:rPr>
-        <w:t xml:space="preserve"> </w:t>
-      </w:r>
-      <w:r>
-        <w:rPr>
-          <w:rFonts w:ascii="Charis SIL Regular" w:hAnsi="Charis SIL Regular" w:eastAsia="Charis SIL Regular"/>
-          <w:b w:val="0"/>
-          <w:i w:val="0"/>
-          <w:color w:val="0000FF"/>
-          <w:sz w:val="24"/>
-          <w:u w:val="single"/>
-        </w:rPr>
-        <w:hyperlink r:id="rId17" w:history="1">
-          <w:r>
-            <w:rPr>
-              <w:rStyle w:val="Hyperlink"/>
-            </w:rPr>
-            <w:t>Natuurlijke</w:t>
-          </w:r>
-        </w:hyperlink>
-      </w:r>
-      <w:r>
-        <w:rPr>
-          <w:rFonts w:ascii="Charis SIL Regular" w:hAnsi="Charis SIL Regular" w:eastAsia="Charis SIL Regular"/>
-          <w:b w:val="0"/>
-          <w:i w:val="0"/>
-          <w:color w:val="0000FF"/>
-          <w:sz w:val="24"/>
-          <w:u w:val="single"/>
-        </w:rPr>
-        <w:t xml:space="preserve"> </w:t>
-      </w:r>
-      <w:r>
-        <w:rPr>
-          <w:rFonts w:ascii="Charis SIL Regular" w:hAnsi="Charis SIL Regular" w:eastAsia="Charis SIL Regular"/>
-          <w:b w:val="0"/>
-          <w:i w:val="0"/>
-          <w:color w:val="0000FF"/>
-          <w:sz w:val="24"/>
-          <w:u w:val="single"/>
-        </w:rPr>
-        <w:hyperlink r:id="rId17" w:history="1">
-          <w:r>
-            <w:rPr>
-              <w:rStyle w:val="Hyperlink"/>
-            </w:rPr>
-            <w:t>Histori</w:t>
-          </w:r>
-        </w:hyperlink>
-      </w:r>
-      <w:r>
-        <w:rPr>
-          <w:rFonts w:ascii="Charis SIL Regular" w:hAnsi="Charis SIL Regular" w:eastAsia="Charis SIL Regular"/>
-          <w:b w:val="0"/>
-          <w:i w:val="0"/>
-          <w:color w:val="0000FF"/>
-          <w:sz w:val="24"/>
-          <w:u w:val="single"/>
-        </w:rPr>
-        <w:hyperlink r:id="rId17" w:history="1">
-          <w:r>
-            <w:rPr>
-              <w:rStyle w:val="Hyperlink"/>
-            </w:rPr>
-            <w:t>e</w:t>
-          </w:r>
-        </w:hyperlink>
-      </w:r>
-      <w:r>
-        <w:rPr>
-          <w:u w:val="single" w:color="0000ff"/>
-          <w:rFonts w:ascii="Charis SIL Regular" w:hAnsi="Charis SIL Regular" w:eastAsia="Charis SIL Regular"/>
-          <w:b w:val="0"/>
-          <w:i w:val="0"/>
-          <w:color w:val="000000"/>
-          <w:sz w:val="24"/>
-        </w:rPr>
-        <w:hyperlink r:id="rId17" w:history="1">
-          <w:r>
-            <w:rPr>
-              <w:rStyle w:val="Hyperlink"/>
-            </w:rPr>
-            <w:t>, th</w:t>
-          </w:r>
-        </w:hyperlink>
-      </w:r>
-      <w:r>
-        <w:rPr>
-          <w:rFonts w:ascii="Charis SIL Regular" w:hAnsi="Charis SIL Regular" w:eastAsia="Charis SIL Regular"/>
-          <w:b w:val="0"/>
-          <w:i w:val="0"/>
-          <w:color w:val="000000"/>
-          <w:sz w:val="24"/>
-        </w:rPr>
-        <w:t xml:space="preserve">e </w:t>
       </w:r>
       <w:r>
         <w:rPr>
@@ -2632,6 +2612,7 @@
       </w:r>
       <w:r>
         <w:rPr>
+          <w:u w:val="single" w:color="0000ff"/>
           <w:rFonts w:ascii="Charis SIL Regular" w:hAnsi="Charis SIL Regular" w:eastAsia="Charis SIL Regular"/>
           <w:b w:val="0"/>
           <w:i w:val="0"/>
@@ -2656,7 +2637,7 @@
           <w:sz w:val="24"/>
           <w:u w:val="single"/>
         </w:rPr>
-        <w:hyperlink r:id="rId18" w:history="1">
+        <w:hyperlink r:id="rId20" w:history="1">
           <w:r>
             <w:rPr>
               <w:rStyle w:val="Hyperlink"/>
@@ -2674,7 +2655,7 @@
           <w:sz w:val="24"/>
           <w:u w:val="single"/>
         </w:rPr>
-        <w:hyperlink r:id="rId18" w:history="1">
+        <w:hyperlink r:id="rId20" w:history="1">
           <w:r>
             <w:rPr>
               <w:rStyle w:val="Hyperlink"/>
@@ -2692,7 +2673,7 @@
           <w:sz w:val="24"/>
           <w:u w:val="single"/>
         </w:rPr>
-        <w:hyperlink r:id="rId18" w:history="1">
+        <w:hyperlink r:id="rId20" w:history="1">
           <w:r>
             <w:rPr>
               <w:rStyle w:val="Hyperlink"/>
@@ -2768,137 +2749,12 @@
           <w:sz w:val="24"/>
           <w:u w:val="single"/>
         </w:rPr>
-        <w:hyperlink r:id="rId20" w:history="1">
+        <w:hyperlink r:id="rId21" w:history="1">
           <w:r>
             <w:rPr>
               <w:rStyle w:val="Hyperlink"/>
             </w:rPr>
             <w:t>Reinier</w:t>
-          </w:r>
-        </w:hyperlink>
-      </w:r>
-      <w:r>
-        <w:rPr>
-          <w:rFonts w:ascii="Charis SIL Regular" w:hAnsi="Charis SIL Regular" w:eastAsia="Charis SIL Regular"/>
-          <w:b w:val="0"/>
-          <w:i w:val="0"/>
-          <w:color w:val="0000FF"/>
-          <w:sz w:val="24"/>
-          <w:u w:val="single"/>
-        </w:rPr>
-        <w:t xml:space="preserve"> </w:t>
-      </w:r>
-      <w:r>
-        <w:rPr>
-          <w:rFonts w:ascii="Charis SIL Regular" w:hAnsi="Charis SIL Regular" w:eastAsia="Charis SIL Regular"/>
-          <w:b w:val="0"/>
-          <w:i w:val="0"/>
-          <w:color w:val="0000FF"/>
-          <w:sz w:val="24"/>
-          <w:u w:val="single"/>
-        </w:rPr>
-        <w:hyperlink r:id="rId20" w:history="1">
-          <w:r>
-            <w:rPr>
-              <w:rStyle w:val="Hyperlink"/>
-            </w:rPr>
-            <w:t>van</w:t>
-          </w:r>
-        </w:hyperlink>
-      </w:r>
-      <w:r>
-        <w:rPr>
-          <w:rFonts w:ascii="Charis SIL Regular" w:hAnsi="Charis SIL Regular" w:eastAsia="Charis SIL Regular"/>
-          <w:b w:val="0"/>
-          <w:i w:val="0"/>
-          <w:color w:val="0000FF"/>
-          <w:sz w:val="24"/>
-          <w:u w:val="single"/>
-        </w:rPr>
-        <w:t xml:space="preserve"> </w:t>
-      </w:r>
-      <w:r>
-        <w:rPr>
-          <w:rFonts w:ascii="Charis SIL Regular" w:hAnsi="Charis SIL Regular" w:eastAsia="Charis SIL Regular"/>
-          <w:b w:val="0"/>
-          <w:i w:val="0"/>
-          <w:color w:val="0000FF"/>
-          <w:sz w:val="24"/>
-          <w:u w:val="single"/>
-        </w:rPr>
-        <w:hyperlink r:id="rId20" w:history="1">
-          <w:r>
-            <w:rPr>
-              <w:rStyle w:val="Hyperlink"/>
-            </w:rPr>
-            <w:t>de</w:t>
-          </w:r>
-        </w:hyperlink>
-      </w:r>
-      <w:r>
-        <w:rPr>
-          <w:rFonts w:ascii="Charis SIL Regular" w:hAnsi="Charis SIL Regular" w:eastAsia="Charis SIL Regular"/>
-          <w:b w:val="0"/>
-          <w:i w:val="0"/>
-          <w:color w:val="0000FF"/>
-          <w:sz w:val="24"/>
-          <w:u w:val="single"/>
-        </w:rPr>
-        <w:t xml:space="preserve"> </w:t>
-      </w:r>
-      <w:r>
-        <w:rPr>
-          <w:rFonts w:ascii="Charis SIL Regular" w:hAnsi="Charis SIL Regular" w:eastAsia="Charis SIL Regular"/>
-          <w:b w:val="0"/>
-          <w:i w:val="0"/>
-          <w:color w:val="0000FF"/>
-          <w:sz w:val="24"/>
-          <w:u w:val="single"/>
-        </w:rPr>
-        <w:hyperlink r:id="rId20" w:history="1">
-          <w:r>
-            <w:rPr>
-              <w:rStyle w:val="Hyperlink"/>
-            </w:rPr>
-            <w:t>Kasteele</w:t>
-          </w:r>
-        </w:hyperlink>
-      </w:r>
-      <w:r>
-        <w:rPr>
-          <w:rFonts w:ascii="Charis SIL Regular" w:hAnsi="Charis SIL Regular" w:eastAsia="Charis SIL Regular"/>
-          <w:b w:val="0"/>
-          <w:i w:val="0"/>
-          <w:color w:val="000000"/>
-          <w:sz w:val="24"/>
-        </w:rPr>
-        <w:t xml:space="preserve">, </w:t>
-      </w:r>
-      <w:r>
-        <w:rPr>
-          <w:rFonts w:ascii="Charis SIL Regular" w:hAnsi="Charis SIL Regular" w:eastAsia="Charis SIL Regular"/>
-          <w:b w:val="0"/>
-          <w:i w:val="0"/>
-          <w:color w:val="000000"/>
-          <w:sz w:val="24"/>
-        </w:rPr>
-        <w:t xml:space="preserve">disappeared after his son </w:t>
-      </w:r>
-      <w:r>
-        <w:rPr>
-          <w:rFonts w:ascii="Charis SIL Regular" w:hAnsi="Charis SIL Regular" w:eastAsia="Charis SIL Regular"/>
-          <w:b w:val="0"/>
-          <w:i w:val="0"/>
-          <w:color w:val="0000FF"/>
-          <w:sz w:val="24"/>
-          <w:u w:val="single"/>
-        </w:rPr>
-        <w:hyperlink r:id="rId21" w:history="1">
-          <w:r>
-            <w:rPr>
-              <w:rStyle w:val="Hyperlink"/>
-            </w:rPr>
-            <w:t>Abraham</w:t>
           </w:r>
         </w:hyperlink>
       </w:r>
@@ -2997,243 +2853,17 @@
           <w:color w:val="000000"/>
           <w:sz w:val="24"/>
         </w:rPr>
-        <w:t xml:space="preserve"> succeeded him</w:t>
-      </w:r>
-      <w:r>
-        <w:rPr>
-          <w:u w:val="single" w:color="0000ff"/>
+        <w:t xml:space="preserve">, </w:t>
+      </w:r>
+      <w:r>
+        <w:rPr>
           <w:rFonts w:ascii="Charis SIL Regular" w:hAnsi="Charis SIL Regular" w:eastAsia="Charis SIL Regular"/>
           <w:b w:val="0"/>
           <w:i w:val="0"/>
           <w:color w:val="000000"/>
           <w:sz w:val="24"/>
         </w:rPr>
-        <w:hyperlink r:id="rId20" w:history="1">
-          <w:r>
-            <w:rPr>
-              <w:rStyle w:val="Hyperlink"/>
-            </w:rPr>
-            <w:t xml:space="preserve"> in 184</w:t>
-          </w:r>
-        </w:hyperlink>
-      </w:r>
-      <w:r>
-        <w:rPr>
-          <w:u w:val="single" w:color="0000ff"/>
-          <w:rFonts w:ascii="Charis SIL Regular" w:hAnsi="Charis SIL Regular" w:eastAsia="Charis SIL Regular"/>
-          <w:b w:val="0"/>
-          <w:i w:val="0"/>
-          <w:color w:val="000000"/>
-          <w:sz w:val="24"/>
-        </w:rPr>
-        <w:hyperlink r:id="rId20" w:history="1">
-          <w:r>
-            <w:rPr>
-              <w:rStyle w:val="Hyperlink"/>
-            </w:rPr>
-            <w:t>0</w:t>
-          </w:r>
-        </w:hyperlink>
-      </w:r>
-      <w:r>
-        <w:rPr>
-          <w:u w:val="single" w:color="0000ff"/>
-          <w:rFonts w:ascii="Charis SIL Regular" w:hAnsi="Charis SIL Regular" w:eastAsia="Charis SIL Regular"/>
-          <w:b w:val="0"/>
-          <w:i w:val="0"/>
-          <w:color w:val="000000"/>
-          <w:sz w:val="24"/>
-        </w:rPr>
-        <w:hyperlink r:id="rId20" w:history="1">
-          <w:r>
-            <w:rPr>
-              <w:rStyle w:val="Hyperlink"/>
-            </w:rPr>
-            <w:t>. M</w:t>
-          </w:r>
-        </w:hyperlink>
-      </w:r>
-      <w:r>
-        <w:rPr>
-          <w:u w:val="single" w:color="0000ff"/>
-          <w:rFonts w:ascii="Charis SIL Regular" w:hAnsi="Charis SIL Regular" w:eastAsia="Charis SIL Regular"/>
-          <w:b w:val="0"/>
-          <w:i w:val="0"/>
-          <w:color w:val="000000"/>
-          <w:sz w:val="24"/>
-        </w:rPr>
-        <w:hyperlink r:id="rId20" w:history="1">
-          <w:r>
-            <w:rPr>
-              <w:rStyle w:val="Hyperlink"/>
-            </w:rPr>
-            <w:t>a</w:t>
-          </w:r>
-        </w:hyperlink>
-      </w:r>
-      <w:r>
-        <w:rPr>
-          <w:u w:val="single" w:color="0000ff"/>
-          <w:rFonts w:ascii="Charis SIL Regular" w:hAnsi="Charis SIL Regular" w:eastAsia="Charis SIL Regular"/>
-          <w:b w:val="0"/>
-          <w:i w:val="0"/>
-          <w:color w:val="000000"/>
-          <w:sz w:val="24"/>
-        </w:rPr>
-        <w:hyperlink r:id="rId20" w:history="1">
-          <w:r>
-            <w:rPr>
-              <w:rStyle w:val="Hyperlink"/>
-            </w:rPr>
-            <w:t>n</w:t>
-          </w:r>
-        </w:hyperlink>
-      </w:r>
-      <w:r>
-        <w:rPr>
-          <w:u w:val="single" w:color="0000ff"/>
-          <w:rFonts w:ascii="Charis SIL Regular" w:hAnsi="Charis SIL Regular" w:eastAsia="Charis SIL Regular"/>
-          <w:b w:val="0"/>
-          <w:i w:val="0"/>
-          <w:color w:val="000000"/>
-          <w:sz w:val="24"/>
-        </w:rPr>
-        <w:hyperlink r:id="rId20" w:history="1">
-          <w:r>
-            <w:rPr>
-              <w:rStyle w:val="Hyperlink"/>
-            </w:rPr>
-            <w:t>y</w:t>
-          </w:r>
-        </w:hyperlink>
-      </w:r>
-      <w:r>
-        <w:rPr>
-          <w:u w:val="single" w:color="0000ff"/>
-          <w:rFonts w:ascii="Charis SIL Regular" w:hAnsi="Charis SIL Regular" w:eastAsia="Charis SIL Regular"/>
-          <w:b w:val="0"/>
-          <w:i w:val="0"/>
-          <w:color w:val="000000"/>
-          <w:sz w:val="24"/>
-        </w:rPr>
-        <w:hyperlink r:id="rId20" w:history="1">
-          <w:r>
-            <w:rPr>
-              <w:rStyle w:val="Hyperlink"/>
-            </w:rPr>
-            <w:t xml:space="preserve"> objects </w:t>
-          </w:r>
-        </w:hyperlink>
-      </w:r>
-      <w:r>
-        <w:rPr>
-          <w:rFonts w:ascii="Charis SIL Regular" w:hAnsi="Charis SIL Regular" w:eastAsia="Charis SIL Regular"/>
-          <w:b w:val="0"/>
-          <w:i w:val="0"/>
-          <w:color w:val="000000"/>
-          <w:sz w:val="24"/>
-        </w:rPr>
-        <w:t>also went missing or were</w:t>
-      </w:r>
-      <w:r>
-        <w:rPr>
-          <w:u w:val="single" w:color="0000ff"/>
-          <w:rFonts w:ascii="Charis SIL Regular" w:hAnsi="Charis SIL Regular" w:eastAsia="Charis SIL Regular"/>
-          <w:b w:val="0"/>
-          <w:i w:val="0"/>
-          <w:color w:val="000000"/>
-          <w:sz w:val="24"/>
-        </w:rPr>
-        <w:hyperlink r:id="rId21" w:history="1">
-          <w:r>
-            <w:rPr>
-              <w:rStyle w:val="Hyperlink"/>
-            </w:rPr>
-            <w:t xml:space="preserve"> lost duri</w:t>
-          </w:r>
-        </w:hyperlink>
-      </w:r>
-      <w:r>
-        <w:rPr>
-          <w:u w:val="single" w:color="0000ff"/>
-          <w:rFonts w:ascii="Charis SIL Regular" w:hAnsi="Charis SIL Regular" w:eastAsia="Charis SIL Regular"/>
-          <w:b w:val="0"/>
-          <w:i w:val="0"/>
-          <w:color w:val="000000"/>
-          <w:sz w:val="24"/>
-        </w:rPr>
-        <w:hyperlink r:id="rId21" w:history="1">
-          <w:r>
-            <w:rPr>
-              <w:rStyle w:val="Hyperlink"/>
-            </w:rPr>
-            <w:t>ng t</w:t>
-          </w:r>
-        </w:hyperlink>
-      </w:r>
-      <w:r>
-        <w:rPr>
-          <w:u w:val="single" w:color="0000ff"/>
-          <w:rFonts w:ascii="Charis SIL Regular" w:hAnsi="Charis SIL Regular" w:eastAsia="Charis SIL Regular"/>
-          <w:b w:val="0"/>
-          <w:i w:val="0"/>
-          <w:color w:val="000000"/>
-          <w:sz w:val="24"/>
-        </w:rPr>
-        <w:hyperlink r:id="rId21" w:history="1">
-          <w:r>
-            <w:rPr>
-              <w:rStyle w:val="Hyperlink"/>
-            </w:rPr>
-            <w:t>h</w:t>
-          </w:r>
-        </w:hyperlink>
-      </w:r>
-      <w:r>
-        <w:rPr>
-          <w:u w:val="single" w:color="0000ff"/>
-          <w:rFonts w:ascii="Charis SIL Regular" w:hAnsi="Charis SIL Regular" w:eastAsia="Charis SIL Regular"/>
-          <w:b w:val="0"/>
-          <w:i w:val="0"/>
-          <w:color w:val="000000"/>
-          <w:sz w:val="24"/>
-        </w:rPr>
-        <w:hyperlink r:id="rId21" w:history="1">
-          <w:r>
-            <w:rPr>
-              <w:rStyle w:val="Hyperlink"/>
-            </w:rPr>
-            <w:t xml:space="preserve">is </w:t>
-          </w:r>
-        </w:hyperlink>
-      </w:r>
-      <w:r>
-        <w:rPr>
-          <w:u w:val="single" w:color="0000ff"/>
-          <w:rFonts w:ascii="Charis SIL Regular" w:hAnsi="Charis SIL Regular" w:eastAsia="Charis SIL Regular"/>
-          <w:b w:val="0"/>
-          <w:i w:val="0"/>
-          <w:color w:val="000000"/>
-          <w:sz w:val="24"/>
-        </w:rPr>
-        <w:hyperlink r:id="rId21" w:history="1">
-          <w:r>
-            <w:rPr>
-              <w:rStyle w:val="Hyperlink"/>
-            </w:rPr>
-            <w:t>time. Th</w:t>
-          </w:r>
-        </w:hyperlink>
-      </w:r>
-      <w:r>
-        <w:rPr>
-          <w:rFonts w:ascii="Charis SIL Regular" w:hAnsi="Charis SIL Regular" w:eastAsia="Charis SIL Regular"/>
-          <w:b w:val="0"/>
-          <w:i w:val="0"/>
-          <w:color w:val="000000"/>
-          <w:sz w:val="24"/>
-        </w:rPr>
-        <w:t xml:space="preserve">e third and final director </w:t>
+        <w:t xml:space="preserve">disappeared after his son </w:t>
       </w:r>
       <w:r>
         <w:rPr>
@@ -3249,7 +2879,7 @@
             <w:rPr>
               <w:rStyle w:val="Hyperlink"/>
             </w:rPr>
-            <w:t>David</w:t>
+            <w:t>Abraham</w:t>
           </w:r>
         </w:hyperlink>
       </w:r>
@@ -3307,6 +2937,331 @@
             <w:rPr>
               <w:rStyle w:val="Hyperlink"/>
             </w:rPr>
+            <w:t>de</w:t>
+          </w:r>
+        </w:hyperlink>
+      </w:r>
+      <w:r>
+        <w:rPr>
+          <w:rFonts w:ascii="Charis SIL Regular" w:hAnsi="Charis SIL Regular" w:eastAsia="Charis SIL Regular"/>
+          <w:b w:val="0"/>
+          <w:i w:val="0"/>
+          <w:color w:val="0000FF"/>
+          <w:sz w:val="24"/>
+          <w:u w:val="single"/>
+        </w:rPr>
+        <w:t xml:space="preserve"> </w:t>
+      </w:r>
+      <w:r>
+        <w:rPr>
+          <w:rFonts w:ascii="Charis SIL Regular" w:hAnsi="Charis SIL Regular" w:eastAsia="Charis SIL Regular"/>
+          <w:b w:val="0"/>
+          <w:i w:val="0"/>
+          <w:color w:val="0000FF"/>
+          <w:sz w:val="24"/>
+          <w:u w:val="single"/>
+        </w:rPr>
+        <w:hyperlink r:id="rId22" w:history="1">
+          <w:r>
+            <w:rPr>
+              <w:rStyle w:val="Hyperlink"/>
+            </w:rPr>
+            <w:t>Kasteele</w:t>
+          </w:r>
+        </w:hyperlink>
+      </w:r>
+      <w:r>
+        <w:rPr>
+          <w:rFonts w:ascii="Charis SIL Regular" w:hAnsi="Charis SIL Regular" w:eastAsia="Charis SIL Regular"/>
+          <w:b w:val="0"/>
+          <w:i w:val="0"/>
+          <w:color w:val="000000"/>
+          <w:sz w:val="24"/>
+        </w:rPr>
+        <w:t xml:space="preserve"> succeeded him</w:t>
+      </w:r>
+      <w:r>
+        <w:rPr>
+          <w:u w:val="single" w:color="0000ff"/>
+          <w:rFonts w:ascii="Charis SIL Regular" w:hAnsi="Charis SIL Regular" w:eastAsia="Charis SIL Regular"/>
+          <w:b w:val="0"/>
+          <w:i w:val="0"/>
+          <w:color w:val="000000"/>
+          <w:sz w:val="24"/>
+        </w:rPr>
+        <w:hyperlink r:id="rId21" w:history="1">
+          <w:r>
+            <w:rPr>
+              <w:rStyle w:val="Hyperlink"/>
+            </w:rPr>
+            <w:t xml:space="preserve"> in 184</w:t>
+          </w:r>
+        </w:hyperlink>
+      </w:r>
+      <w:r>
+        <w:rPr>
+          <w:u w:val="single" w:color="0000ff"/>
+          <w:rFonts w:ascii="Charis SIL Regular" w:hAnsi="Charis SIL Regular" w:eastAsia="Charis SIL Regular"/>
+          <w:b w:val="0"/>
+          <w:i w:val="0"/>
+          <w:color w:val="000000"/>
+          <w:sz w:val="24"/>
+        </w:rPr>
+        <w:hyperlink r:id="rId21" w:history="1">
+          <w:r>
+            <w:rPr>
+              <w:rStyle w:val="Hyperlink"/>
+            </w:rPr>
+            <w:t>0</w:t>
+          </w:r>
+        </w:hyperlink>
+      </w:r>
+      <w:r>
+        <w:rPr>
+          <w:u w:val="single" w:color="0000ff"/>
+          <w:rFonts w:ascii="Charis SIL Regular" w:hAnsi="Charis SIL Regular" w:eastAsia="Charis SIL Regular"/>
+          <w:b w:val="0"/>
+          <w:i w:val="0"/>
+          <w:color w:val="000000"/>
+          <w:sz w:val="24"/>
+        </w:rPr>
+        <w:hyperlink r:id="rId21" w:history="1">
+          <w:r>
+            <w:rPr>
+              <w:rStyle w:val="Hyperlink"/>
+            </w:rPr>
+            <w:t>. M</w:t>
+          </w:r>
+        </w:hyperlink>
+      </w:r>
+      <w:r>
+        <w:rPr>
+          <w:u w:val="single" w:color="0000ff"/>
+          <w:rFonts w:ascii="Charis SIL Regular" w:hAnsi="Charis SIL Regular" w:eastAsia="Charis SIL Regular"/>
+          <w:b w:val="0"/>
+          <w:i w:val="0"/>
+          <w:color w:val="000000"/>
+          <w:sz w:val="24"/>
+        </w:rPr>
+        <w:hyperlink r:id="rId21" w:history="1">
+          <w:r>
+            <w:rPr>
+              <w:rStyle w:val="Hyperlink"/>
+            </w:rPr>
+            <w:t>a</w:t>
+          </w:r>
+        </w:hyperlink>
+      </w:r>
+      <w:r>
+        <w:rPr>
+          <w:u w:val="single" w:color="0000ff"/>
+          <w:rFonts w:ascii="Charis SIL Regular" w:hAnsi="Charis SIL Regular" w:eastAsia="Charis SIL Regular"/>
+          <w:b w:val="0"/>
+          <w:i w:val="0"/>
+          <w:color w:val="000000"/>
+          <w:sz w:val="24"/>
+        </w:rPr>
+        <w:hyperlink r:id="rId21" w:history="1">
+          <w:r>
+            <w:rPr>
+              <w:rStyle w:val="Hyperlink"/>
+            </w:rPr>
+            <w:t>n</w:t>
+          </w:r>
+        </w:hyperlink>
+      </w:r>
+      <w:r>
+        <w:rPr>
+          <w:u w:val="single" w:color="0000ff"/>
+          <w:rFonts w:ascii="Charis SIL Regular" w:hAnsi="Charis SIL Regular" w:eastAsia="Charis SIL Regular"/>
+          <w:b w:val="0"/>
+          <w:i w:val="0"/>
+          <w:color w:val="000000"/>
+          <w:sz w:val="24"/>
+        </w:rPr>
+        <w:hyperlink r:id="rId21" w:history="1">
+          <w:r>
+            <w:rPr>
+              <w:rStyle w:val="Hyperlink"/>
+            </w:rPr>
+            <w:t>y</w:t>
+          </w:r>
+        </w:hyperlink>
+      </w:r>
+      <w:r>
+        <w:rPr>
+          <w:u w:val="single" w:color="0000ff"/>
+          <w:rFonts w:ascii="Charis SIL Regular" w:hAnsi="Charis SIL Regular" w:eastAsia="Charis SIL Regular"/>
+          <w:b w:val="0"/>
+          <w:i w:val="0"/>
+          <w:color w:val="000000"/>
+          <w:sz w:val="24"/>
+        </w:rPr>
+        <w:hyperlink r:id="rId21" w:history="1">
+          <w:r>
+            <w:rPr>
+              <w:rStyle w:val="Hyperlink"/>
+            </w:rPr>
+            <w:t xml:space="preserve"> objects </w:t>
+          </w:r>
+        </w:hyperlink>
+      </w:r>
+      <w:r>
+        <w:rPr>
+          <w:rFonts w:ascii="Charis SIL Regular" w:hAnsi="Charis SIL Regular" w:eastAsia="Charis SIL Regular"/>
+          <w:b w:val="0"/>
+          <w:i w:val="0"/>
+          <w:color w:val="000000"/>
+          <w:sz w:val="24"/>
+        </w:rPr>
+        <w:t>also went missing or were lost duri</w:t>
+      </w:r>
+      <w:r>
+        <w:rPr>
+          <w:u w:val="single" w:color="0000ff"/>
+          <w:rFonts w:ascii="Charis SIL Regular" w:hAnsi="Charis SIL Regular" w:eastAsia="Charis SIL Regular"/>
+          <w:b w:val="0"/>
+          <w:i w:val="0"/>
+          <w:color w:val="000000"/>
+          <w:sz w:val="24"/>
+        </w:rPr>
+        <w:hyperlink r:id="rId22" w:history="1">
+          <w:r>
+            <w:rPr>
+              <w:rStyle w:val="Hyperlink"/>
+            </w:rPr>
+            <w:t>ng t</w:t>
+          </w:r>
+        </w:hyperlink>
+      </w:r>
+      <w:r>
+        <w:rPr>
+          <w:u w:val="single" w:color="0000ff"/>
+          <w:rFonts w:ascii="Charis SIL Regular" w:hAnsi="Charis SIL Regular" w:eastAsia="Charis SIL Regular"/>
+          <w:b w:val="0"/>
+          <w:i w:val="0"/>
+          <w:color w:val="000000"/>
+          <w:sz w:val="24"/>
+        </w:rPr>
+        <w:hyperlink r:id="rId22" w:history="1">
+          <w:r>
+            <w:rPr>
+              <w:rStyle w:val="Hyperlink"/>
+            </w:rPr>
+            <w:t>h</w:t>
+          </w:r>
+        </w:hyperlink>
+      </w:r>
+      <w:r>
+        <w:rPr>
+          <w:rFonts w:ascii="Charis SIL Regular" w:hAnsi="Charis SIL Regular" w:eastAsia="Charis SIL Regular"/>
+          <w:b w:val="0"/>
+          <w:i w:val="0"/>
+          <w:color w:val="000000"/>
+          <w:sz w:val="24"/>
+        </w:rPr>
+        <w:t xml:space="preserve">is </w:t>
+      </w:r>
+      <w:r>
+        <w:rPr>
+          <w:u w:val="single" w:color="0000ff"/>
+          <w:rFonts w:ascii="Charis SIL Regular" w:hAnsi="Charis SIL Regular" w:eastAsia="Charis SIL Regular"/>
+          <w:b w:val="0"/>
+          <w:i w:val="0"/>
+          <w:color w:val="000000"/>
+          <w:sz w:val="24"/>
+        </w:rPr>
+        <w:hyperlink r:id="rId22" w:history="1">
+          <w:r>
+            <w:rPr>
+              <w:rStyle w:val="Hyperlink"/>
+            </w:rPr>
+            <w:t>time. Th</w:t>
+          </w:r>
+        </w:hyperlink>
+      </w:r>
+      <w:r>
+        <w:rPr>
+          <w:rFonts w:ascii="Charis SIL Regular" w:hAnsi="Charis SIL Regular" w:eastAsia="Charis SIL Regular"/>
+          <w:b w:val="0"/>
+          <w:i w:val="0"/>
+          <w:color w:val="000000"/>
+          <w:sz w:val="24"/>
+        </w:rPr>
+        <w:t xml:space="preserve">e third and final director </w:t>
+      </w:r>
+      <w:r>
+        <w:rPr>
+          <w:rFonts w:ascii="Charis SIL Regular" w:hAnsi="Charis SIL Regular" w:eastAsia="Charis SIL Regular"/>
+          <w:b w:val="0"/>
+          <w:i w:val="0"/>
+          <w:color w:val="0000FF"/>
+          <w:sz w:val="24"/>
+          <w:u w:val="single"/>
+        </w:rPr>
+        <w:hyperlink r:id="rId23" w:history="1">
+          <w:r>
+            <w:rPr>
+              <w:rStyle w:val="Hyperlink"/>
+            </w:rPr>
+            <w:t>David</w:t>
+          </w:r>
+        </w:hyperlink>
+      </w:r>
+      <w:r>
+        <w:rPr>
+          <w:rFonts w:ascii="Charis SIL Regular" w:hAnsi="Charis SIL Regular" w:eastAsia="Charis SIL Regular"/>
+          <w:b w:val="0"/>
+          <w:i w:val="0"/>
+          <w:color w:val="0000FF"/>
+          <w:sz w:val="24"/>
+          <w:u w:val="single"/>
+        </w:rPr>
+        <w:t xml:space="preserve"> </w:t>
+      </w:r>
+      <w:r>
+        <w:rPr>
+          <w:rFonts w:ascii="Charis SIL Regular" w:hAnsi="Charis SIL Regular" w:eastAsia="Charis SIL Regular"/>
+          <w:b w:val="0"/>
+          <w:i w:val="0"/>
+          <w:color w:val="0000FF"/>
+          <w:sz w:val="24"/>
+          <w:u w:val="single"/>
+        </w:rPr>
+        <w:hyperlink r:id="rId23" w:history="1">
+          <w:r>
+            <w:rPr>
+              <w:rStyle w:val="Hyperlink"/>
+            </w:rPr>
+            <w:t>van</w:t>
+          </w:r>
+        </w:hyperlink>
+      </w:r>
+      <w:r>
+        <w:rPr>
+          <w:rFonts w:ascii="Charis SIL Regular" w:hAnsi="Charis SIL Regular" w:eastAsia="Charis SIL Regular"/>
+          <w:b w:val="0"/>
+          <w:i w:val="0"/>
+          <w:color w:val="0000FF"/>
+          <w:sz w:val="24"/>
+          <w:u w:val="single"/>
+        </w:rPr>
+        <w:t xml:space="preserve"> </w:t>
+      </w:r>
+      <w:r>
+        <w:rPr>
+          <w:rFonts w:ascii="Charis SIL Regular" w:hAnsi="Charis SIL Regular" w:eastAsia="Charis SIL Regular"/>
+          <w:b w:val="0"/>
+          <w:i w:val="0"/>
+          <w:color w:val="0000FF"/>
+          <w:sz w:val="24"/>
+          <w:u w:val="single"/>
+        </w:rPr>
+        <w:hyperlink r:id="rId23" w:history="1">
+          <w:r>
+            <w:rPr>
+              <w:rStyle w:val="Hyperlink"/>
+            </w:rPr>
             <w:t xml:space="preserve">der </w:t>
           </w:r>
         </w:hyperlink>
@@ -3320,7 +3275,7 @@
           <w:sz w:val="24"/>
           <w:u w:val="single"/>
         </w:rPr>
-        <w:hyperlink r:id="rId22" w:history="1">
+        <w:hyperlink r:id="rId23" w:history="1">
           <w:r>
             <w:rPr>
               <w:rStyle w:val="Hyperlink"/>
@@ -3348,7 +3303,7 @@
           <w:color w:val="000000"/>
           <w:sz w:val="24"/>
         </w:rPr>
-        <w:hyperlink r:id="rId22" w:history="1">
+        <w:hyperlink r:id="rId23" w:history="1">
           <w:r>
             <w:rPr>
               <w:rStyle w:val="Hyperlink"/>
@@ -3366,7 +3321,7 @@
           <w:color w:val="000000"/>
           <w:sz w:val="24"/>
         </w:rPr>
-        <w:hyperlink r:id="rId22" w:history="1">
+        <w:hyperlink r:id="rId23" w:history="1">
           <w:r>
             <w:rPr>
               <w:rStyle w:val="Hyperlink"/>
@@ -3384,7 +3339,7 @@
           <w:color w:val="000000"/>
           <w:sz w:val="24"/>
         </w:rPr>
-        <w:hyperlink r:id="rId22" w:history="1">
+        <w:hyperlink r:id="rId23" w:history="1">
           <w:r>
             <w:rPr>
               <w:rStyle w:val="Hyperlink"/>
@@ -3402,7 +3357,17 @@
           <w:color w:val="000000"/>
           <w:sz w:val="24"/>
         </w:rPr>
-        <w:t>ff</w:t>
+        <w:t>f</w:t>
+      </w:r>
+      <w:r>
+        <w:rPr>
+          <w:rFonts w:ascii="Charis SIL Regular" w:hAnsi="Charis SIL Regular" w:eastAsia="Charis SIL Regular"/>
+          <w:b w:val="0"/>
+          <w:i w:val="0"/>
+          <w:color w:val="000000"/>
+          <w:sz w:val="24"/>
+        </w:rPr>
+        <w:t>f</w:t>
       </w:r>
       <w:r>
         <w:rPr>
@@ -3413,12 +3378,12 @@
           <w:color w:val="000000"/>
           <w:sz w:val="24"/>
         </w:rPr>
-        <w:hyperlink r:id="rId22" w:history="1">
+        <w:hyperlink r:id="rId23" w:history="1">
           <w:r>
             <w:rPr>
               <w:rStyle w:val="Hyperlink"/>
             </w:rPr>
-            <w:t>er</w:t>
+            <w:t>ert</w:t>
           </w:r>
         </w:hyperlink>
       </w:r>
@@ -3430,17 +3395,7 @@
           <w:color w:val="000000"/>
           <w:sz w:val="24"/>
         </w:rPr>
-        <w:t>t</w:t>
-      </w:r>
-      <w:r>
-        <w:rPr>
-          <w:rFonts w:ascii="Charis SIL Regular" w:hAnsi="Charis SIL Regular" w:eastAsia="Charis SIL Regular"/>
-          <w:b w:val="0"/>
-          <w:i w:val="0"/>
-          <w:color w:val="000000"/>
-          <w:sz w:val="24"/>
-        </w:rPr>
-        <w:hyperlink r:id="rId22" w:history="1">
+        <w:hyperlink r:id="rId23" w:history="1">
           <w:r>
             <w:rPr>
               <w:rStyle w:val="Hyperlink"/>
@@ -3468,7 +3423,7 @@
           <w:color w:val="000000"/>
           <w:sz w:val="24"/>
         </w:rPr>
-        <w:hyperlink r:id="rId22" w:history="1">
+        <w:hyperlink r:id="rId23" w:history="1">
           <w:r>
             <w:rPr>
               <w:rStyle w:val="Hyperlink"/>
@@ -3559,7 +3514,7 @@
           <w:sz w:val="24"/>
           <w:u w:val="single"/>
         </w:rPr>
-        <w:hyperlink r:id="rId23" w:history="1">
+        <w:hyperlink r:id="rId24" w:history="1">
           <w:r>
             <w:rPr>
               <w:rStyle w:val="Hyperlink"/>
@@ -3577,7 +3532,7 @@
           <w:sz w:val="24"/>
           <w:u w:val="single"/>
         </w:rPr>
-        <w:hyperlink r:id="rId23" w:history="1">
+        <w:hyperlink r:id="rId24" w:history="1">
           <w:r>
             <w:rPr>
               <w:rStyle w:val="Hyperlink"/>
@@ -3606,7 +3561,7 @@
           <w:sz w:val="24"/>
           <w:u w:val="single"/>
         </w:rPr>
-        <w:hyperlink r:id="rId23" w:history="1">
+        <w:hyperlink r:id="rId24" w:history="1">
           <w:r>
             <w:rPr>
               <w:rStyle w:val="Hyperlink"/>
@@ -3726,7 +3681,7 @@
           <w:sz w:val="24"/>
           <w:u w:val="single"/>
         </w:rPr>
-        <w:hyperlink r:id="rId24" w:history="1">
+        <w:hyperlink r:id="rId25" w:history="1">
           <w:r>
             <w:rPr>
               <w:rStyle w:val="Hyperlink"/>
@@ -3755,7 +3710,7 @@
           <w:sz w:val="24"/>
           <w:u w:val="single"/>
         </w:rPr>
-        <w:hyperlink r:id="rId24" w:history="1">
+        <w:hyperlink r:id="rId25" w:history="1">
           <w:r>
             <w:rPr>
               <w:rStyle w:val="Hyperlink"/>
@@ -3784,7 +3739,7 @@
           <w:sz w:val="24"/>
           <w:u w:val="single"/>
         </w:rPr>
-        <w:hyperlink r:id="rId24" w:history="1">
+        <w:hyperlink r:id="rId25" w:history="1">
           <w:r>
             <w:rPr>
               <w:rStyle w:val="Hyperlink"/>
@@ -3813,7 +3768,7 @@
           <w:sz w:val="24"/>
           <w:u w:val="single"/>
         </w:rPr>
-        <w:hyperlink r:id="rId24" w:history="1">
+        <w:hyperlink r:id="rId25" w:history="1">
           <w:r>
             <w:rPr>
               <w:rStyle w:val="Hyperlink"/>
@@ -3842,7 +3797,7 @@
           <w:sz w:val="24"/>
           <w:u w:val="single"/>
         </w:rPr>
-        <w:hyperlink r:id="rId24" w:history="1">
+        <w:hyperlink r:id="rId25" w:history="1">
           <w:r>
             <w:rPr>
               <w:rStyle w:val="Hyperlink"/>
@@ -3880,7 +3835,7 @@
           <w:color w:val="000000"/>
           <w:sz w:val="24"/>
         </w:rPr>
-        <w:hyperlink r:id="rId24" w:history="1">
+        <w:hyperlink r:id="rId25" w:history="1">
           <w:r>
             <w:rPr>
               <w:rStyle w:val="Hyperlink"/>
@@ -3898,7 +3853,7 @@
           <w:color w:val="000000"/>
           <w:sz w:val="24"/>
         </w:rPr>
-        <w:hyperlink r:id="rId24" w:history="1">
+        <w:hyperlink r:id="rId25" w:history="1">
           <w:r>
             <w:rPr>
               <w:rStyle w:val="Hyperlink"/>
@@ -3916,7 +3871,7 @@
           <w:color w:val="000000"/>
           <w:sz w:val="24"/>
         </w:rPr>
-        <w:hyperlink r:id="rId24" w:history="1">
+        <w:hyperlink r:id="rId25" w:history="1">
           <w:r>
             <w:rPr>
               <w:rStyle w:val="Hyperlink"/>
@@ -3934,7 +3889,7 @@
           <w:color w:val="000000"/>
           <w:sz w:val="24"/>
         </w:rPr>
-        <w:hyperlink r:id="rId24" w:history="1">
+        <w:hyperlink r:id="rId25" w:history="1">
           <w:r>
             <w:rPr>
               <w:rStyle w:val="Hyperlink"/>
@@ -3945,13 +3900,21 @@
       </w:r>
       <w:r>
         <w:rPr>
+          <w:u w:val="single" w:color="0000ff"/>
           <w:rFonts w:ascii="Charis SIL Regular" w:hAnsi="Charis SIL Regular" w:eastAsia="Charis SIL Regular"/>
           <w:b w:val="0"/>
           <w:i w:val="0"/>
           <w:color w:val="000000"/>
           <w:sz w:val="24"/>
         </w:rPr>
-        <w:t>rch in</w:t>
+        <w:hyperlink r:id="rId25" w:history="1">
+          <w:r>
+            <w:rPr>
+              <w:rStyle w:val="Hyperlink"/>
+            </w:rPr>
+            <w:t>rc</w:t>
+          </w:r>
+        </w:hyperlink>
       </w:r>
       <w:r>
         <w:rPr>
@@ -3962,7 +3925,25 @@
           <w:color w:val="000000"/>
           <w:sz w:val="24"/>
         </w:rPr>
-        <w:hyperlink r:id="rId24" w:history="1">
+        <w:hyperlink r:id="rId25" w:history="1">
+          <w:r>
+            <w:rPr>
+              <w:rStyle w:val="Hyperlink"/>
+            </w:rPr>
+            <w:t>h in</w:t>
+          </w:r>
+        </w:hyperlink>
+      </w:r>
+      <w:r>
+        <w:rPr>
+          <w:u w:val="single" w:color="0000ff"/>
+          <w:rFonts w:ascii="Charis SIL Regular" w:hAnsi="Charis SIL Regular" w:eastAsia="Charis SIL Regular"/>
+          <w:b w:val="0"/>
+          <w:i w:val="0"/>
+          <w:color w:val="000000"/>
+          <w:sz w:val="24"/>
+        </w:rPr>
+        <w:hyperlink r:id="rId25" w:history="1">
           <w:r>
             <w:rPr>
               <w:rStyle w:val="Hyperlink"/>
@@ -4000,7 +3981,7 @@
           <w:sz w:val="24"/>
           <w:u w:val="single"/>
         </w:rPr>
-        <w:hyperlink r:id="rId25" w:history="1">
+        <w:hyperlink r:id="rId26" w:history="1">
           <w:r>
             <w:rPr>
               <w:rStyle w:val="Hyperlink"/>
@@ -4038,7 +4019,7 @@
           <w:color w:val="000000"/>
           <w:sz w:val="24"/>
         </w:rPr>
-        <w:hyperlink r:id="rId25" w:history="1">
+        <w:hyperlink r:id="rId26" w:history="1">
           <w:r>
             <w:rPr>
               <w:rStyle w:val="Hyperlink"/>
@@ -4503,7 +4484,7 @@
           <w:color w:val="0000FF"/>
           <w:sz w:val="24"/>
         </w:rPr>
-        <w:hyperlink r:id="rId26" w:history="1">
+        <w:hyperlink r:id="rId27" w:history="1">
           <w:r>
             <w:rPr>
               <w:rStyle w:val="Hyperlink"/>
@@ -4520,7 +4501,7 @@
           <w:color w:val="0000FF"/>
           <w:sz w:val="24"/>
         </w:rPr>
-        <w:hyperlink r:id="rId26" w:history="1">
+        <w:hyperlink r:id="rId27" w:history="1">
           <w:r>
             <w:rPr>
               <w:rStyle w:val="Hyperlink"/>
@@ -4628,7 +4609,7 @@
           <w:sz w:val="24"/>
           <w:u w:val="single"/>
         </w:rPr>
-        <w:hyperlink r:id="rId27" w:history="1">
+        <w:hyperlink r:id="rId28" w:history="1">
           <w:r>
             <w:rPr>
               <w:rStyle w:val="Hyperlink"/>
@@ -4646,7 +4627,7 @@
           <w:sz w:val="24"/>
           <w:u w:val="single"/>
         </w:rPr>
-        <w:hyperlink r:id="rId27" w:history="1">
+        <w:hyperlink r:id="rId28" w:history="1">
           <w:r>
             <w:rPr>
               <w:rStyle w:val="Hyperlink"/>
@@ -4664,7 +4645,7 @@
           <w:sz w:val="24"/>
           <w:u w:val="single"/>
         </w:rPr>
-        <w:hyperlink r:id="rId27" w:history="1">
+        <w:hyperlink r:id="rId28" w:history="1">
           <w:r>
             <w:rPr>
               <w:rStyle w:val="Hyperlink"/>
@@ -4682,7 +4663,7 @@
           <w:sz w:val="24"/>
           <w:u w:val="single"/>
         </w:rPr>
-        <w:hyperlink r:id="rId27" w:history="1">
+        <w:hyperlink r:id="rId28" w:history="1">
           <w:r>
             <w:rPr>
               <w:rStyle w:val="Hyperlink"/>
@@ -4700,7 +4681,7 @@
           <w:sz w:val="24"/>
           <w:u w:val="single"/>
         </w:rPr>
-        <w:hyperlink r:id="rId27" w:history="1">
+        <w:hyperlink r:id="rId28" w:history="1">
           <w:r>
             <w:rPr>
               <w:rStyle w:val="Hyperlink"/>
@@ -4718,7 +4699,7 @@
           <w:sz w:val="24"/>
           <w:u w:val="single"/>
         </w:rPr>
-        <w:hyperlink r:id="rId27" w:history="1">
+        <w:hyperlink r:id="rId28" w:history="1">
           <w:r>
             <w:rPr>
               <w:rStyle w:val="Hyperlink"/>
@@ -4736,7 +4717,7 @@
           <w:sz w:val="24"/>
           <w:u w:val="single"/>
         </w:rPr>
-        <w:hyperlink r:id="rId27" w:history="1">
+        <w:hyperlink r:id="rId28" w:history="1">
           <w:r>
             <w:rPr>
               <w:rStyle w:val="Hyperlink"/>
@@ -4754,7 +4735,7 @@
           <w:sz w:val="24"/>
           <w:u w:val="single"/>
         </w:rPr>
-        <w:hyperlink r:id="rId27" w:history="1">
+        <w:hyperlink r:id="rId28" w:history="1">
           <w:r>
             <w:rPr>
               <w:rStyle w:val="Hyperlink"/>
@@ -4772,7 +4753,7 @@
           <w:sz w:val="24"/>
           <w:u w:val="single"/>
         </w:rPr>
-        <w:hyperlink r:id="rId27" w:history="1">
+        <w:hyperlink r:id="rId28" w:history="1">
           <w:r>
             <w:rPr>
               <w:rStyle w:val="Hyperlink"/>
@@ -4929,7 +4910,7 @@
           <w:sz w:val="24"/>
           <w:u w:val="single"/>
         </w:rPr>
-        <w:hyperlink r:id="rId28" w:history="1">
+        <w:hyperlink r:id="rId29" w:history="1">
           <w:r>
             <w:rPr>
               <w:rStyle w:val="Hyperlink"/>
@@ -4947,7 +4928,7 @@
           <w:sz w:val="24"/>
           <w:u w:val="single"/>
         </w:rPr>
-        <w:hyperlink r:id="rId28" w:history="1">
+        <w:hyperlink r:id="rId29" w:history="1">
           <w:r>
             <w:rPr>
               <w:rStyle w:val="Hyperlink"/>
@@ -4965,7 +4946,7 @@
           <w:sz w:val="24"/>
           <w:u w:val="single"/>
         </w:rPr>
-        <w:hyperlink r:id="rId28" w:history="1">
+        <w:hyperlink r:id="rId29" w:history="1">
           <w:r>
             <w:rPr>
               <w:rStyle w:val="Hyperlink"/>
@@ -4983,7 +4964,7 @@
           <w:sz w:val="24"/>
           <w:u w:val="single"/>
         </w:rPr>
-        <w:hyperlink r:id="rId28" w:history="1">
+        <w:hyperlink r:id="rId29" w:history="1">
           <w:r>
             <w:rPr>
               <w:rStyle w:val="Hyperlink"/>
@@ -5001,7 +4982,7 @@
           <w:sz w:val="24"/>
           <w:u w:val="single"/>
         </w:rPr>
-        <w:hyperlink r:id="rId28" w:history="1">
+        <w:hyperlink r:id="rId29" w:history="1">
           <w:r>
             <w:rPr>
               <w:rStyle w:val="Hyperlink"/>
@@ -5019,7 +5000,7 @@
           <w:sz w:val="24"/>
           <w:u w:val="single"/>
         </w:rPr>
-        <w:hyperlink r:id="rId28" w:history="1">
+        <w:hyperlink r:id="rId29" w:history="1">
           <w:r>
             <w:rPr>
               <w:rStyle w:val="Hyperlink"/>
@@ -5037,7 +5018,7 @@
           <w:sz w:val="24"/>
           <w:u w:val="single"/>
         </w:rPr>
-        <w:hyperlink r:id="rId28" w:history="1">
+        <w:hyperlink r:id="rId29" w:history="1">
           <w:r>
             <w:rPr>
               <w:rStyle w:val="Hyperlink"/>
@@ -5145,7 +5126,7 @@
           <w:sz w:val="24"/>
           <w:u w:val="single"/>
         </w:rPr>
-        <w:hyperlink r:id="rId29" w:history="1">
+        <w:hyperlink r:id="rId30" w:history="1">
           <w:r>
             <w:rPr>
               <w:rStyle w:val="Hyperlink"/>
@@ -5163,7 +5144,7 @@
           <w:sz w:val="24"/>
           <w:u w:val="single"/>
         </w:rPr>
-        <w:hyperlink r:id="rId29" w:history="1">
+        <w:hyperlink r:id="rId30" w:history="1">
           <w:r>
             <w:rPr>
               <w:rStyle w:val="Hyperlink"/>
@@ -5181,7 +5162,7 @@
           <w:sz w:val="24"/>
           <w:u w:val="single"/>
         </w:rPr>
-        <w:hyperlink r:id="rId29" w:history="1">
+        <w:hyperlink r:id="rId30" w:history="1">
           <w:r>
             <w:rPr>
               <w:rStyle w:val="Hyperlink"/>
@@ -5199,7 +5180,7 @@
           <w:sz w:val="24"/>
           <w:u w:val="single"/>
         </w:rPr>
-        <w:hyperlink r:id="rId29" w:history="1">
+        <w:hyperlink r:id="rId30" w:history="1">
           <w:r>
             <w:rPr>
               <w:rStyle w:val="Hyperlink"/>
@@ -5217,7 +5198,7 @@
           <w:sz w:val="24"/>
           <w:u w:val="single"/>
         </w:rPr>
-        <w:hyperlink r:id="rId29" w:history="1">
+        <w:hyperlink r:id="rId30" w:history="1">
           <w:r>
             <w:rPr>
               <w:rStyle w:val="Hyperlink"/>
@@ -5235,7 +5216,7 @@
           <w:sz w:val="24"/>
           <w:u w:val="single"/>
         </w:rPr>
-        <w:hyperlink r:id="rId29" w:history="1">
+        <w:hyperlink r:id="rId30" w:history="1">
           <w:r>
             <w:rPr>
               <w:rStyle w:val="Hyperlink"/>
@@ -5253,7 +5234,7 @@
           <w:sz w:val="24"/>
           <w:u w:val="single"/>
         </w:rPr>
-        <w:hyperlink r:id="rId29" w:history="1">
+        <w:hyperlink r:id="rId30" w:history="1">
           <w:r>
             <w:rPr>
               <w:rStyle w:val="Hyperlink"/>
@@ -5271,7 +5252,7 @@
           <w:sz w:val="24"/>
           <w:u w:val="single"/>
         </w:rPr>
-        <w:hyperlink r:id="rId29" w:history="1">
+        <w:hyperlink r:id="rId30" w:history="1">
           <w:r>
             <w:rPr>
               <w:rStyle w:val="Hyperlink"/>
@@ -5288,7 +5269,7 @@
           <w:color w:val="0000FF"/>
           <w:sz w:val="24"/>
         </w:rPr>
-        <w:hyperlink r:id="rId29" w:history="1">
+        <w:hyperlink r:id="rId30" w:history="1">
           <w:r>
             <w:rPr>
               <w:rStyle w:val="Hyperlink"/>
@@ -5317,7 +5298,7 @@
           <w:sz w:val="24"/>
           <w:u w:val="single"/>
         </w:rPr>
-        <w:hyperlink r:id="rId29" w:history="1">
+        <w:hyperlink r:id="rId30" w:history="1">
           <w:r>
             <w:rPr>
               <w:rStyle w:val="Hyperlink"/>
@@ -5335,7 +5316,7 @@
           <w:sz w:val="24"/>
           <w:u w:val="single"/>
         </w:rPr>
-        <w:hyperlink r:id="rId29" w:history="1">
+        <w:hyperlink r:id="rId30" w:history="1">
           <w:r>
             <w:rPr>
               <w:rStyle w:val="Hyperlink"/>
@@ -5432,7 +5413,7 @@
           <w:color w:val="0000FF"/>
           <w:sz w:val="24"/>
         </w:rPr>
-        <w:hyperlink r:id="rId30" w:history="1">
+        <w:hyperlink r:id="rId31" w:history="1">
           <w:r>
             <w:rPr>
               <w:rStyle w:val="Hyperlink"/>
@@ -5449,7 +5430,7 @@
           <w:color w:val="0000FF"/>
           <w:sz w:val="24"/>
         </w:rPr>
-        <w:hyperlink r:id="rId30" w:history="1">
+        <w:hyperlink r:id="rId31" w:history="1">
           <w:r>
             <w:rPr>
               <w:rStyle w:val="Hyperlink"/>
@@ -5546,7 +5527,7 @@
           <w:color w:val="0000FF"/>
           <w:sz w:val="24"/>
         </w:rPr>
-        <w:hyperlink r:id="rId31" w:history="1">
+        <w:hyperlink r:id="rId32" w:history="1">
           <w:r>
             <w:rPr>
               <w:rStyle w:val="Hyperlink"/>
@@ -5563,7 +5544,7 @@
           <w:color w:val="0000FF"/>
           <w:sz w:val="24"/>
         </w:rPr>
-        <w:hyperlink r:id="rId31" w:history="1">
+        <w:hyperlink r:id="rId32" w:history="1">
           <w:r>
             <w:rPr>
               <w:rStyle w:val="Hyperlink"/>
@@ -5683,7 +5664,7 @@
           <w:color w:val="0000FF"/>
           <w:sz w:val="24"/>
         </w:rPr>
-        <w:hyperlink r:id="rId32" w:history="1">
+        <w:hyperlink r:id="rId33" w:history="1">
           <w:r>
             <w:rPr>
               <w:rStyle w:val="Hyperlink"/>
@@ -5700,7 +5681,7 @@
           <w:color w:val="0000FF"/>
           <w:sz w:val="24"/>
         </w:rPr>
-        <w:hyperlink r:id="rId32" w:history="1">
+        <w:hyperlink r:id="rId33" w:history="1">
           <w:r>
             <w:rPr>
               <w:rStyle w:val="Hyperlink"/>
@@ -5828,7 +5809,7 @@
           <w:sz w:val="24"/>
           <w:u w:val="single"/>
         </w:rPr>
-        <w:hyperlink r:id="rId33" w:history="1">
+        <w:hyperlink r:id="rId34" w:history="1">
           <w:r>
             <w:rPr>
               <w:rStyle w:val="Hyperlink"/>
@@ -5846,7 +5827,7 @@
           <w:sz w:val="24"/>
           <w:u w:val="single"/>
         </w:rPr>
-        <w:hyperlink r:id="rId33" w:history="1">
+        <w:hyperlink r:id="rId34" w:history="1">
           <w:r>
             <w:rPr>
               <w:rStyle w:val="Hyperlink"/>
@@ -5864,7 +5845,7 @@
           <w:sz w:val="24"/>
           <w:u w:val="single"/>
         </w:rPr>
-        <w:hyperlink r:id="rId33" w:history="1">
+        <w:hyperlink r:id="rId34" w:history="1">
           <w:r>
             <w:rPr>
               <w:rStyle w:val="Hyperlink"/>
@@ -5892,7 +5873,7 @@
           <w:sz w:val="24"/>
           <w:u w:val="single"/>
         </w:rPr>
-        <w:hyperlink r:id="rId34" w:history="1">
+        <w:hyperlink r:id="rId35" w:history="1">
           <w:r>
             <w:rPr>
               <w:rStyle w:val="Hyperlink"/>
@@ -5921,7 +5902,7 @@
           <w:sz w:val="24"/>
           <w:u w:val="single"/>
         </w:rPr>
-        <w:hyperlink r:id="rId34" w:history="1">
+        <w:hyperlink r:id="rId35" w:history="1">
           <w:r>
             <w:rPr>
               <w:rStyle w:val="Hyperlink"/>
@@ -6048,7 +6029,7 @@
           <w:sz w:val="24"/>
           <w:u w:val="single"/>
         </w:rPr>
-        <w:hyperlink r:id="rId35" w:history="1">
+        <w:hyperlink r:id="rId36" w:history="1">
           <w:r>
             <w:rPr>
               <w:rStyle w:val="Hyperlink"/>
@@ -6077,7 +6058,7 @@
           <w:sz w:val="24"/>
           <w:u w:val="single"/>
         </w:rPr>
-        <w:hyperlink r:id="rId35" w:history="1">
+        <w:hyperlink r:id="rId36" w:history="1">
           <w:r>
             <w:rPr>
               <w:rStyle w:val="Hyperlink"/>
@@ -6105,7 +6086,7 @@
           <w:sz w:val="24"/>
           <w:u w:val="single"/>
         </w:rPr>
-        <w:hyperlink r:id="rId36" w:history="1">
+        <w:hyperlink r:id="rId37" w:history="1">
           <w:r>
             <w:rPr>
               <w:rStyle w:val="Hyperlink"/>
@@ -6123,7 +6104,7 @@
           <w:sz w:val="24"/>
           <w:u w:val="single"/>
         </w:rPr>
-        <w:hyperlink r:id="rId36" w:history="1">
+        <w:hyperlink r:id="rId37" w:history="1">
           <w:r>
             <w:rPr>
               <w:rStyle w:val="Hyperlink"/>
@@ -6141,7 +6122,7 @@
           <w:sz w:val="24"/>
           <w:u w:val="single"/>
         </w:rPr>
-        <w:hyperlink r:id="rId36" w:history="1">
+        <w:hyperlink r:id="rId37" w:history="1">
           <w:r>
             <w:rPr>
               <w:rStyle w:val="Hyperlink"/>
@@ -6159,7 +6140,7 @@
           <w:sz w:val="24"/>
           <w:u w:val="single"/>
         </w:rPr>
-        <w:hyperlink r:id="rId36" w:history="1">
+        <w:hyperlink r:id="rId37" w:history="1">
           <w:r>
             <w:rPr>
               <w:rStyle w:val="Hyperlink"/>
@@ -6177,7 +6158,7 @@
           <w:sz w:val="24"/>
           <w:u w:val="single"/>
         </w:rPr>
-        <w:hyperlink r:id="rId36" w:history="1">
+        <w:hyperlink r:id="rId37" w:history="1">
           <w:r>
             <w:rPr>
               <w:rStyle w:val="Hyperlink"/>
@@ -6195,7 +6176,7 @@
           <w:sz w:val="24"/>
           <w:u w:val="single"/>
         </w:rPr>
-        <w:hyperlink r:id="rId36" w:history="1">
+        <w:hyperlink r:id="rId37" w:history="1">
           <w:r>
             <w:rPr>
               <w:rStyle w:val="Hyperlink"/>
@@ -6213,7 +6194,7 @@
           <w:sz w:val="24"/>
           <w:u w:val="single"/>
         </w:rPr>
-        <w:hyperlink r:id="rId36" w:history="1">
+        <w:hyperlink r:id="rId37" w:history="1">
           <w:r>
             <w:rPr>
               <w:rStyle w:val="Hyperlink"/>
@@ -6321,7 +6302,7 @@
           <w:sz w:val="24"/>
           <w:u w:val="single"/>
         </w:rPr>
-        <w:hyperlink r:id="rId37" w:history="1">
+        <w:hyperlink r:id="rId38" w:history="1">
           <w:r>
             <w:rPr>
               <w:rStyle w:val="Hyperlink"/>
@@ -6339,7 +6320,7 @@
           <w:sz w:val="24"/>
           <w:u w:val="single"/>
         </w:rPr>
-        <w:hyperlink r:id="rId37" w:history="1">
+        <w:hyperlink r:id="rId38" w:history="1">
           <w:r>
             <w:rPr>
               <w:rStyle w:val="Hyperlink"/>
@@ -6357,7 +6338,7 @@
           <w:sz w:val="24"/>
           <w:u w:val="single"/>
         </w:rPr>
-        <w:hyperlink r:id="rId37" w:history="1">
+        <w:hyperlink r:id="rId38" w:history="1">
           <w:r>
             <w:rPr>
               <w:rStyle w:val="Hyperlink"/>
@@ -6375,7 +6356,7 @@
           <w:sz w:val="24"/>
           <w:u w:val="single"/>
         </w:rPr>
-        <w:hyperlink r:id="rId37" w:history="1">
+        <w:hyperlink r:id="rId38" w:history="1">
           <w:r>
             <w:rPr>
               <w:rStyle w:val="Hyperlink"/>
@@ -6403,7 +6384,7 @@
           <w:sz w:val="24"/>
           <w:u w:val="single"/>
         </w:rPr>
-        <w:hyperlink r:id="rId38" w:history="1">
+        <w:hyperlink r:id="rId39" w:history="1">
           <w:r>
             <w:rPr>
               <w:rStyle w:val="Hyperlink"/>
@@ -6432,7 +6413,7 @@
           <w:sz w:val="24"/>
           <w:u w:val="single"/>
         </w:rPr>
-        <w:hyperlink r:id="rId38" w:history="1">
+        <w:hyperlink r:id="rId39" w:history="1">
           <w:r>
             <w:rPr>
               <w:rStyle w:val="Hyperlink"/>
@@ -6560,7 +6541,7 @@
           <w:sz w:val="24"/>
           <w:u w:val="single"/>
         </w:rPr>
-        <w:hyperlink r:id="rId39" w:history="1">
+        <w:hyperlink r:id="rId40" w:history="1">
           <w:r>
             <w:rPr>
               <w:rStyle w:val="Hyperlink"/>
@@ -6578,7 +6559,7 @@
           <w:sz w:val="24"/>
           <w:u w:val="single"/>
         </w:rPr>
-        <w:hyperlink r:id="rId39" w:history="1">
+        <w:hyperlink r:id="rId40" w:history="1">
           <w:r>
             <w:rPr>
               <w:rStyle w:val="Hyperlink"/>
@@ -6706,7 +6687,7 @@
           <w:sz w:val="24"/>
           <w:u w:val="single"/>
         </w:rPr>
-        <w:hyperlink r:id="rId40" w:history="1">
+        <w:hyperlink r:id="rId41" w:history="1">
           <w:r>
             <w:rPr>
               <w:rStyle w:val="Hyperlink"/>
@@ -6724,7 +6705,7 @@
           <w:sz w:val="24"/>
           <w:u w:val="single"/>
         </w:rPr>
-        <w:hyperlink r:id="rId40" w:history="1">
+        <w:hyperlink r:id="rId41" w:history="1">
           <w:r>
             <w:rPr>
               <w:rStyle w:val="Hyperlink"/>
@@ -6742,7 +6723,7 @@
           <w:sz w:val="24"/>
           <w:u w:val="single"/>
         </w:rPr>
-        <w:hyperlink r:id="rId40" w:history="1">
+        <w:hyperlink r:id="rId41" w:history="1">
           <w:r>
             <w:rPr>
               <w:rStyle w:val="Hyperlink"/>
@@ -6760,7 +6741,7 @@
           <w:sz w:val="24"/>
           <w:u w:val="single"/>
         </w:rPr>
-        <w:hyperlink r:id="rId40" w:history="1">
+        <w:hyperlink r:id="rId41" w:history="1">
           <w:r>
             <w:rPr>
               <w:rStyle w:val="Hyperlink"/>
@@ -6878,7 +6859,7 @@
           <w:sz w:val="24"/>
           <w:u w:val="single"/>
         </w:rPr>
-        <w:hyperlink r:id="rId41" w:history="1">
+        <w:hyperlink r:id="rId42" w:history="1">
           <w:r>
             <w:rPr>
               <w:rStyle w:val="Hyperlink"/>
@@ -6896,7 +6877,7 @@
           <w:sz w:val="24"/>
           <w:u w:val="single"/>
         </w:rPr>
-        <w:hyperlink r:id="rId41" w:history="1">
+        <w:hyperlink r:id="rId42" w:history="1">
           <w:r>
             <w:rPr>
               <w:rStyle w:val="Hyperlink"/>
@@ -6914,7 +6895,7 @@
           <w:sz w:val="24"/>
           <w:u w:val="single"/>
         </w:rPr>
-        <w:hyperlink r:id="rId41" w:history="1">
+        <w:hyperlink r:id="rId42" w:history="1">
           <w:r>
             <w:rPr>
               <w:rStyle w:val="Hyperlink"/>
@@ -6932,7 +6913,7 @@
           <w:sz w:val="24"/>
           <w:u w:val="single"/>
         </w:rPr>
-        <w:hyperlink r:id="rId41" w:history="1">
+        <w:hyperlink r:id="rId42" w:history="1">
           <w:r>
             <w:rPr>
               <w:rStyle w:val="Hyperlink"/>
@@ -6960,7 +6941,7 @@
           <w:sz w:val="24"/>
           <w:u w:val="single"/>
         </w:rPr>
-        <w:hyperlink r:id="rId42" w:history="1">
+        <w:hyperlink r:id="rId43" w:history="1">
           <w:r>
             <w:rPr>
               <w:rStyle w:val="Hyperlink"/>
@@ -7025,7 +7006,14 @@
           <w:color w:val="000000"/>
           <w:sz w:val="24"/>
         </w:rPr>
-        <w:t xml:space="preserve">, </w:t>
+        <w:hyperlink r:id="rId42" w:history="1">
+          <w:r>
+            <w:rPr>
+              <w:rStyle w:val="Hyperlink"/>
+            </w:rPr>
+            <w:t xml:space="preserve">, </w:t>
+          </w:r>
+        </w:hyperlink>
       </w:r>
       <w:r>
         <w:rPr>
@@ -7036,7 +7024,7 @@
           <w:sz w:val="24"/>
           <w:u w:val="single"/>
         </w:rPr>
-        <w:hyperlink r:id="rId43" w:history="1">
+        <w:hyperlink r:id="rId42" w:history="1">
           <w:r>
             <w:rPr>
               <w:rStyle w:val="Hyperlink"/>
@@ -7065,7 +7053,7 @@
           <w:sz w:val="24"/>
           <w:u w:val="single"/>
         </w:rPr>
-        <w:hyperlink r:id="rId41" w:history="1">
+        <w:hyperlink r:id="rId42" w:history="1">
           <w:r>
             <w:rPr>
               <w:rStyle w:val="Hyperlink"/>
